--- a/Governance Documents/ASCO PAIA Manual 2026.docx
+++ b/Governance Documents/ASCO PAIA Manual 2026.docx
@@ -4,320 +4,15 @@
   <w:body>
     <w:p>
       <w:pPr>
-        <w:spacing w:after="120" w:before="0" w:line="252" w:lineRule="auto"/>
         <w:jc w:val="center"/>
       </w:pPr>
       <w:r>
         <w:rPr>
-          <w:rFonts w:ascii="Arial" w:hAnsi="Arial"/>
-          <w:b/>
-          <w:i w:val="0"/>
-          <w:color w:val="145A32"/>
-          <w:sz w:val="30"/>
-        </w:rPr>
-        <w:t>AFRICAN SOLIDARITY CIVIC ORGANISATION NPC (ASCO)</w:t>
-      </w:r>
-    </w:p>
-    <w:p>
-      <w:pPr>
-        <w:spacing w:after="100" w:before="0" w:line="252" w:lineRule="auto"/>
-        <w:jc w:val="center"/>
-      </w:pPr>
-      <w:r>
-        <w:rPr>
-          <w:rFonts w:ascii="Arial" w:hAnsi="Arial"/>
-          <w:b/>
-          <w:i w:val="0"/>
-          <w:color w:val="145A32"/>
-          <w:sz w:val="26"/>
-        </w:rPr>
-        <w:t>PAIA Manual</w:t>
-      </w:r>
-    </w:p>
-    <w:p>
-      <w:pPr>
-        <w:spacing w:after="100" w:before="0" w:line="252" w:lineRule="auto"/>
-        <w:jc w:val="center"/>
-      </w:pPr>
-      <w:r>
-        <w:rPr>
-          <w:rFonts w:ascii="Arial" w:hAnsi="Arial"/>
-          <w:b w:val="0"/>
-          <w:i w:val="0"/>
-          <w:color w:val="145A32"/>
-          <w:sz w:val="21"/>
-        </w:rPr>
-        <w:t>BOARD-APPROVED FINAL DOCUMENTATION</w:t>
-      </w:r>
-    </w:p>
-    <w:p>
-      <w:pPr>
-        <w:spacing w:after="200" w:before="0" w:line="252" w:lineRule="auto"/>
-        <w:jc w:val="center"/>
-      </w:pPr>
-      <w:r>
-        <w:rPr>
-          <w:rFonts w:ascii="Arial" w:hAnsi="Arial"/>
-          <w:b/>
-          <w:i w:val="0"/>
-          <w:color w:val="145A32"/>
-          <w:sz w:val="19"/>
-        </w:rPr>
-        <w:t>FINAL DOCUMENTATION — BOARD APPROVED; EXECUTION / FILING DETAILS TO BE RECORDED</w:t>
-      </w:r>
-    </w:p>
-    <w:p>
-      <w:pPr>
-        <w:spacing w:after="200" w:before="0" w:line="252" w:lineRule="auto"/>
-        <w:jc w:val="center"/>
-      </w:pPr>
-      <w:r>
-        <w:rPr>
-          <w:rFonts w:ascii="Arial" w:hAnsi="Arial"/>
-          <w:b w:val="0"/>
-          <w:i/>
-          <w:sz w:val="18"/>
-        </w:rPr>
-        <w:t>This document records the Board-approved ASCO governance model and policy position. Legal effectiveness, execution, statutory-register updates and filing or registration requirements must be completed by the authorised persons and recorded in the approval register. The Memorandum of Incorporation remains subject to the Companies Act 71 of 2008 and applicable filing requirements.</w:t>
-      </w:r>
-    </w:p>
-    <w:p>
-      <w:pPr>
-        <w:spacing w:after="80" w:before="140" w:line="252" w:lineRule="auto"/>
-      </w:pPr>
-      <w:r>
-        <w:rPr>
-          <w:rFonts w:ascii="Arial" w:hAnsi="Arial"/>
-          <w:b/>
-          <w:i w:val="0"/>
-          <w:color w:val="145A32"/>
-          <w:sz w:val="26"/>
-        </w:rPr>
-        <w:t>DOCUMENT CONTROL</w:t>
-      </w:r>
-    </w:p>
-    <w:p>
-      <w:pPr>
-        <w:spacing w:after="80" w:before="0" w:line="252" w:lineRule="auto"/>
-      </w:pPr>
-      <w:r>
-        <w:rPr>
-          <w:rFonts w:ascii="Arial" w:hAnsi="Arial"/>
-          <w:b w:val="0"/>
-          <w:i w:val="0"/>
-          <w:sz w:val="20"/>
-        </w:rPr>
-        <w:t>Version: 1.0 | Prepared and Board-approved: 10 September 2026 | Resolution reference: To be entered in the approval register | Effective date: To be recorded where applicable | Next review: To be recorded</w:t>
-      </w:r>
-    </w:p>
-    <w:p>
-      <w:pPr>
-        <w:spacing w:after="80" w:before="140" w:line="252" w:lineRule="auto"/>
-      </w:pPr>
-      <w:r>
-        <w:rPr>
-          <w:rFonts w:ascii="Arial" w:hAnsi="Arial"/>
-          <w:b/>
-          <w:i w:val="0"/>
-          <w:color w:val="145A32"/>
-          <w:sz w:val="26"/>
-        </w:rPr>
-        <w:t>1. STATUS</w:t>
-      </w:r>
-    </w:p>
-    <w:p>
-      <w:pPr>
-        <w:spacing w:after="80" w:before="0" w:line="252" w:lineRule="auto"/>
-      </w:pPr>
-      <w:r>
-        <w:rPr>
-          <w:rFonts w:ascii="Arial" w:hAnsi="Arial"/>
-          <w:b w:val="0"/>
-          <w:i w:val="0"/>
-          <w:sz w:val="20"/>
-        </w:rPr>
-        <w:t>This manual is Board-approved on 10 September 2026. The organisation’s privacy and PAIA contact is info@africansolidaritycivic.org; formal Information Officer registration details are maintained in the organisation’s records.</w:t>
-      </w:r>
-    </w:p>
-    <w:p>
-      <w:pPr>
-        <w:spacing w:after="80" w:before="140" w:line="252" w:lineRule="auto"/>
-      </w:pPr>
-      <w:r>
-        <w:rPr>
-          <w:rFonts w:ascii="Arial" w:hAnsi="Arial"/>
-          <w:b/>
-          <w:i w:val="0"/>
-          <w:color w:val="145A32"/>
-          <w:sz w:val="26"/>
-        </w:rPr>
-        <w:t>2. RESPONSIBLE BODY</w:t>
-      </w:r>
-    </w:p>
-    <w:p>
-      <w:pPr>
-        <w:spacing w:after="80" w:before="0" w:line="252" w:lineRule="auto"/>
-      </w:pPr>
-      <w:r>
-        <w:rPr>
-          <w:rFonts w:ascii="Arial" w:hAnsi="Arial"/>
-          <w:b w:val="0"/>
-          <w:i w:val="0"/>
-          <w:sz w:val="20"/>
-        </w:rPr>
-        <w:t>African Solidarity Civic Organisation NPC, 49 Rif Road, Manor Gardens, Durban, KwaZulu-Natal, 4001, South Africa. Information Officer contact: info@africansolidaritycivic.org; formal designation details are maintained in the organisation’s records.</w:t>
-      </w:r>
-    </w:p>
-    <w:p>
-      <w:pPr>
-        <w:spacing w:after="80" w:before="140" w:line="252" w:lineRule="auto"/>
-      </w:pPr>
-      <w:r>
-        <w:rPr>
-          <w:rFonts w:ascii="Arial" w:hAnsi="Arial"/>
-          <w:b/>
-          <w:i w:val="0"/>
-          <w:color w:val="145A32"/>
-          <w:sz w:val="26"/>
-        </w:rPr>
-        <w:t>3. RECORD CATEGORIES</w:t>
-      </w:r>
-    </w:p>
-    <w:p>
-      <w:pPr>
-        <w:spacing w:after="80" w:before="0" w:line="252" w:lineRule="auto"/>
-      </w:pPr>
-      <w:r>
-        <w:rPr>
-          <w:rFonts w:ascii="Arial" w:hAnsi="Arial"/>
-          <w:b w:val="0"/>
-          <w:i w:val="0"/>
-          <w:sz w:val="20"/>
-        </w:rPr>
-        <w:t>Corporate records; governance records; policies; financial records; donor and grant records; programme records; employment and volunteer records; membership records; personal information records; contracts and correspondence, subject to lawful restrictions.</w:t>
-      </w:r>
-    </w:p>
-    <w:p>
-      <w:pPr>
-        <w:spacing w:after="80" w:before="140" w:line="252" w:lineRule="auto"/>
-      </w:pPr>
-      <w:r>
-        <w:rPr>
-          <w:rFonts w:ascii="Arial" w:hAnsi="Arial"/>
-          <w:b/>
-          <w:i w:val="0"/>
-          <w:color w:val="145A32"/>
-          <w:sz w:val="26"/>
-        </w:rPr>
-        <w:t>4. AUTOMATICALLY AVAILABLE INFORMATION</w:t>
-      </w:r>
-    </w:p>
-    <w:p>
-      <w:pPr>
-        <w:spacing w:after="80" w:before="0" w:line="252" w:lineRule="auto"/>
-      </w:pPr>
-      <w:r>
-        <w:rPr>
-          <w:rFonts w:ascii="Arial" w:hAnsi="Arial"/>
-          <w:b w:val="0"/>
-          <w:i w:val="0"/>
-          <w:sz w:val="20"/>
-        </w:rPr>
-        <w:t>Public website content, current public governance documents, approved public policies and reports published in the document library.</w:t>
-      </w:r>
-    </w:p>
-    <w:p>
-      <w:pPr>
-        <w:spacing w:after="80" w:before="140" w:line="252" w:lineRule="auto"/>
-      </w:pPr>
-      <w:r>
-        <w:rPr>
-          <w:rFonts w:ascii="Arial" w:hAnsi="Arial"/>
-          <w:b/>
-          <w:i w:val="0"/>
-          <w:color w:val="145A32"/>
-          <w:sz w:val="26"/>
-        </w:rPr>
-        <w:t>5. REQUEST PROCESS</w:t>
-      </w:r>
-    </w:p>
-    <w:p>
-      <w:pPr>
-        <w:spacing w:after="80" w:before="0" w:line="252" w:lineRule="auto"/>
-      </w:pPr>
-      <w:r>
-        <w:rPr>
-          <w:rFonts w:ascii="Arial" w:hAnsi="Arial"/>
-          <w:b w:val="0"/>
-          <w:i w:val="0"/>
-          <w:sz w:val="20"/>
-        </w:rPr>
-        <w:t>Requests must be submitted through the designated access email or address using the prescribed PAIA process. Applicable fees, identification, response periods, refusal grounds and appeal/remedy routes must be stated in the final approved manual.</w:t>
-      </w:r>
-    </w:p>
-    <w:p>
-      <w:pPr>
-        <w:spacing w:after="80" w:before="140" w:line="252" w:lineRule="auto"/>
-      </w:pPr>
-      <w:r>
-        <w:rPr>
-          <w:rFonts w:ascii="Arial" w:hAnsi="Arial"/>
-          <w:b/>
-          <w:i w:val="0"/>
-          <w:color w:val="145A32"/>
-          <w:sz w:val="26"/>
-        </w:rPr>
-        <w:t>6. POPIA</w:t>
-      </w:r>
-    </w:p>
-    <w:p>
-      <w:pPr>
-        <w:spacing w:after="80" w:before="0" w:line="252" w:lineRule="auto"/>
-      </w:pPr>
-      <w:r>
-        <w:rPr>
-          <w:rFonts w:ascii="Arial" w:hAnsi="Arial"/>
-          <w:b w:val="0"/>
-          <w:i w:val="0"/>
-          <w:sz w:val="20"/>
-        </w:rPr>
-        <w:t>Personal-information requests and complaints are handled under POPIA and applicable Information Regulator requirements.</w:t>
-      </w:r>
-    </w:p>
-    <w:p>
-      <w:r>
-        <w:br/>
-      </w:r>
-    </w:p>
-    <w:p>
-      <w:r>
-        <w:rPr>
-          <w:rFonts w:ascii="Arial" w:hAnsi="Arial"/>
-          <w:i/>
-          <w:sz w:val="17"/>
-        </w:rPr>
-        <w:t>Place of approval / execution: 49 Rif Road, Manor Gardens, Durban, KwaZulu-Natal, 4001, South Africa</w:t>
-      </w:r>
-    </w:p>
-    <w:p>
-      <w:r>
-        <w:rPr>
-          <w:rFonts w:ascii="Arial" w:hAnsi="Arial"/>
           <w:b/>
           <w:color w:val="145A32"/>
-          <w:sz w:val="24"/>
+          <w:sz w:val="42"/>
         </w:rPr>
-        <w:t>BOARD APPROVAL SIGNATURES</w:t>
-      </w:r>
-    </w:p>
-    <w:p>
-      <w:r>
-        <w:rPr>
-          <w:rFonts w:ascii="Arial" w:hAnsi="Arial"/>
-          <w:i/>
-          <w:sz w:val="17"/>
-        </w:rPr>
-        <w:t>The following signatures are copied from the signed ASCO documents supplied for this purpose. They record Board approval/acknowledgement in the stated capacities; statutory effectiveness, filing and authority remain subject to the applicable approval and filing process.</w:t>
+        <w:t>PAIA MANUAL</w:t>
       </w:r>
     </w:p>
     <w:tbl>
@@ -328,193 +23,39 @@
         <w:tblLook w:firstColumn="1" w:firstRow="1" w:lastColumn="0" w:lastRow="0" w:noHBand="0" w:noVBand="1" w:val="04A0"/>
       </w:tblPr>
       <w:tblGrid>
-        <w:gridCol w:w="4513"/>
-        <w:gridCol w:w="4513"/>
+        <w:gridCol w:w="4969"/>
+        <w:gridCol w:w="4969"/>
       </w:tblGrid>
       <w:tr>
         <w:tc>
           <w:tcPr>
-            <w:tcW w:type="dxa" w:w="4513"/>
-            <w:shd w:fill="EAF2EC"/>
-            <w:vAlign w:val="center"/>
+            <w:tcW w:type="dxa" w:w="4969"/>
+            <w:shd w:fill="145A32"/>
           </w:tcPr>
-          <w:p>
-            <w:pPr>
-              <w:spacing w:after="40"/>
-            </w:pPr>
-            <w:r/>
-            <w:r>
-              <w:rPr>
-                <w:rFonts w:ascii="Arial" w:hAnsi="Arial"/>
-                <w:b/>
-                <w:color w:val="145A32"/>
-                <w:sz w:val="16"/>
-              </w:rPr>
-              <w:t>CHAIRPERSON / FOUNDER</w:t>
-            </w:r>
-          </w:p>
-          <w:p>
-            <w:pPr>
-              <w:spacing w:after="20"/>
-            </w:pPr>
-            <w:r>
-              <w:rPr>
-                <w:rFonts w:ascii="Arial" w:hAnsi="Arial"/>
-                <w:b/>
-                <w:sz w:val="18"/>
-              </w:rPr>
-              <w:t>Ms Busisiwe Makhosi Shandu</w:t>
-            </w:r>
-          </w:p>
-          <w:p>
-            <w:pPr>
-              <w:jc w:val="center"/>
-            </w:pPr>
-            <w:r>
-              <w:drawing>
-                <wp:inline xmlns:a="http://schemas.openxmlformats.org/drawingml/2006/main" xmlns:pic="http://schemas.openxmlformats.org/drawingml/2006/picture">
-                  <wp:extent cx="1325880" cy="1325880"/>
-                  <wp:docPr id="1" name="Picture 1"/>
-                  <wp:cNvGraphicFramePr>
-                    <a:graphicFrameLocks noChangeAspect="1"/>
-                  </wp:cNvGraphicFramePr>
-                  <a:graphic>
-                    <a:graphicData uri="http://schemas.openxmlformats.org/drawingml/2006/picture">
-                      <pic:pic>
-                        <pic:nvPicPr>
-                          <pic:cNvPr id="0" name="image.png"/>
-                          <pic:cNvPicPr/>
-                        </pic:nvPicPr>
-                        <pic:blipFill>
-                          <a:blip r:embed="rId8"/>
-                          <a:stretch>
-                            <a:fillRect/>
-                          </a:stretch>
-                        </pic:blipFill>
-                        <pic:spPr>
-                          <a:xfrm>
-                            <a:off x="0" y="0"/>
-                            <a:ext cx="1325880" cy="1325880"/>
-                          </a:xfrm>
-                          <a:prstGeom prst="rect"/>
-                        </pic:spPr>
-                      </pic:pic>
-                    </a:graphicData>
-                  </a:graphic>
-                </wp:inline>
-              </w:drawing>
-            </w:r>
-          </w:p>
           <w:p>
             <w:r>
               <w:rPr>
-                <w:rFonts w:ascii="Arial" w:hAnsi="Arial"/>
-                <w:sz w:val="16"/>
+                <w:b/>
+                <w:color w:val="FFFFFF"/>
+                <w:sz w:val="18"/>
               </w:rPr>
-              <w:t>Date: 6 September 2026</w:t>
-            </w:r>
-          </w:p>
-          <w:p>
-            <w:r>
-              <w:rPr>
-                <w:rFonts w:ascii="Arial" w:hAnsi="Arial"/>
-                <w:i/>
-                <w:sz w:val="14"/>
-              </w:rPr>
-              <w:t>Signature copied from supplied signed document</w:t>
+              <w:t>Document Control</w:t>
             </w:r>
           </w:p>
         </w:tc>
         <w:tc>
           <w:tcPr>
-            <w:tcW w:type="dxa" w:w="4513"/>
-            <w:shd w:fill="EAF2EC"/>
-            <w:vAlign w:val="center"/>
+            <w:tcW w:type="dxa" w:w="4969"/>
+            <w:shd w:fill="145A32"/>
           </w:tcPr>
-          <w:p>
-            <w:pPr>
-              <w:spacing w:after="40"/>
-            </w:pPr>
-            <w:r/>
-            <w:r>
-              <w:rPr>
-                <w:rFonts w:ascii="Arial" w:hAnsi="Arial"/>
-                <w:b/>
-                <w:color w:val="145A32"/>
-                <w:sz w:val="16"/>
-              </w:rPr>
-              <w:t>DIRECTOR: ICT AND COMMUNICATIONS</w:t>
-            </w:r>
-          </w:p>
-          <w:p>
-            <w:pPr>
-              <w:spacing w:after="20"/>
-            </w:pPr>
-            <w:r>
-              <w:rPr>
-                <w:rFonts w:ascii="Arial" w:hAnsi="Arial"/>
-                <w:b/>
-                <w:sz w:val="18"/>
-              </w:rPr>
-              <w:t>Mr Thapelo Nelson Maqalika</w:t>
-            </w:r>
-          </w:p>
-          <w:p>
-            <w:pPr>
-              <w:jc w:val="center"/>
-            </w:pPr>
-            <w:r>
-              <w:drawing>
-                <wp:inline xmlns:a="http://schemas.openxmlformats.org/drawingml/2006/main" xmlns:pic="http://schemas.openxmlformats.org/drawingml/2006/picture">
-                  <wp:extent cx="1325880" cy="1767840"/>
-                  <wp:docPr id="2" name="Picture 2"/>
-                  <wp:cNvGraphicFramePr>
-                    <a:graphicFrameLocks noChangeAspect="1"/>
-                  </wp:cNvGraphicFramePr>
-                  <a:graphic>
-                    <a:graphicData uri="http://schemas.openxmlformats.org/drawingml/2006/picture">
-                      <pic:pic>
-                        <pic:nvPicPr>
-                          <pic:cNvPr id="0" name="image.png"/>
-                          <pic:cNvPicPr/>
-                        </pic:nvPicPr>
-                        <pic:blipFill>
-                          <a:blip r:embed="rId9"/>
-                          <a:stretch>
-                            <a:fillRect/>
-                          </a:stretch>
-                        </pic:blipFill>
-                        <pic:spPr>
-                          <a:xfrm>
-                            <a:off x="0" y="0"/>
-                            <a:ext cx="1325880" cy="1767840"/>
-                          </a:xfrm>
-                          <a:prstGeom prst="rect"/>
-                        </pic:spPr>
-                      </pic:pic>
-                    </a:graphicData>
-                  </a:graphic>
-                </wp:inline>
-              </w:drawing>
-            </w:r>
-          </w:p>
           <w:p>
             <w:r>
               <w:rPr>
-                <w:rFonts w:ascii="Arial" w:hAnsi="Arial"/>
-                <w:sz w:val="16"/>
+                <w:b/>
+                <w:color w:val="FFFFFF"/>
+                <w:sz w:val="18"/>
               </w:rPr>
-              <w:t>Date: 6 September 2026</w:t>
-            </w:r>
-          </w:p>
-          <w:p>
-            <w:r>
-              <w:rPr>
-                <w:rFonts w:ascii="Arial" w:hAnsi="Arial"/>
-                <w:i/>
-                <w:sz w:val="14"/>
-              </w:rPr>
-              <w:t>Signature copied from supplied signed document</w:t>
+              <w:t>Details</w:t>
             </w:r>
           </w:p>
         </w:tc>
@@ -522,187 +63,1059 @@
       <w:tr>
         <w:tc>
           <w:tcPr>
-            <w:tcW w:type="dxa" w:w="4513"/>
-            <w:shd w:fill="EAF2EC"/>
-            <w:vAlign w:val="center"/>
+            <w:tcW w:type="dxa" w:w="4969"/>
+          </w:tcPr>
+          <w:p>
+            <w:r>
+              <w:t>Document title</w:t>
+            </w:r>
+          </w:p>
+        </w:tc>
+        <w:tc>
+          <w:tcPr>
+            <w:tcW w:type="dxa" w:w="4969"/>
+          </w:tcPr>
+          <w:p>
+            <w:r>
+              <w:t>PAIA Manual</w:t>
+            </w:r>
+          </w:p>
+        </w:tc>
+      </w:tr>
+      <w:tr>
+        <w:tc>
+          <w:tcPr>
+            <w:tcW w:type="dxa" w:w="4969"/>
+          </w:tcPr>
+          <w:p>
+            <w:r>
+              <w:t>Document number / reference</w:t>
+            </w:r>
+          </w:p>
+        </w:tc>
+        <w:tc>
+          <w:tcPr>
+            <w:tcW w:type="dxa" w:w="4969"/>
+          </w:tcPr>
+          <w:p>
+            <w:r>
+              <w:t>ASCO-PAIA-001-2026</w:t>
+            </w:r>
+          </w:p>
+        </w:tc>
+      </w:tr>
+      <w:tr>
+        <w:tc>
+          <w:tcPr>
+            <w:tcW w:type="dxa" w:w="4969"/>
+          </w:tcPr>
+          <w:p>
+            <w:r>
+              <w:t>Version</w:t>
+            </w:r>
+          </w:p>
+        </w:tc>
+        <w:tc>
+          <w:tcPr>
+            <w:tcW w:type="dxa" w:w="4969"/>
+          </w:tcPr>
+          <w:p>
+            <w:r>
+              <w:t>1.0</w:t>
+            </w:r>
+          </w:p>
+        </w:tc>
+      </w:tr>
+      <w:tr>
+        <w:tc>
+          <w:tcPr>
+            <w:tcW w:type="dxa" w:w="4969"/>
+          </w:tcPr>
+          <w:p>
+            <w:r>
+              <w:t>Effective date</w:t>
+            </w:r>
+          </w:p>
+        </w:tc>
+        <w:tc>
+          <w:tcPr>
+            <w:tcW w:type="dxa" w:w="4969"/>
+          </w:tcPr>
+          <w:p>
+            <w:r>
+              <w:t>16 September 2026</w:t>
+            </w:r>
+          </w:p>
+        </w:tc>
+      </w:tr>
+      <w:tr>
+        <w:tc>
+          <w:tcPr>
+            <w:tcW w:type="dxa" w:w="4969"/>
+          </w:tcPr>
+          <w:p>
+            <w:r>
+              <w:t>Approval authority</w:t>
+            </w:r>
+          </w:p>
+        </w:tc>
+        <w:tc>
+          <w:tcPr>
+            <w:tcW w:type="dxa" w:w="4969"/>
+          </w:tcPr>
+          <w:p>
+            <w:r>
+              <w:t>ASCO Board of Directors</w:t>
+            </w:r>
+          </w:p>
+        </w:tc>
+      </w:tr>
+      <w:tr>
+        <w:tc>
+          <w:tcPr>
+            <w:tcW w:type="dxa" w:w="4969"/>
+          </w:tcPr>
+          <w:p>
+            <w:r>
+              <w:t>Approved by</w:t>
+            </w:r>
+          </w:p>
+        </w:tc>
+        <w:tc>
+          <w:tcPr>
+            <w:tcW w:type="dxa" w:w="4969"/>
+          </w:tcPr>
+          <w:p>
+            <w:r>
+              <w:t>ASCO Board of Directors — adoption recorded in approval register</w:t>
+            </w:r>
+          </w:p>
+        </w:tc>
+      </w:tr>
+      <w:tr>
+        <w:tc>
+          <w:tcPr>
+            <w:tcW w:type="dxa" w:w="4969"/>
+          </w:tcPr>
+          <w:p>
+            <w:r>
+              <w:t>Review date</w:t>
+            </w:r>
+          </w:p>
+        </w:tc>
+        <w:tc>
+          <w:tcPr>
+            <w:tcW w:type="dxa" w:w="4969"/>
+          </w:tcPr>
+          <w:p>
+            <w:r>
+              <w:t>16 September 2027</w:t>
+            </w:r>
+          </w:p>
+        </w:tc>
+      </w:tr>
+      <w:tr>
+        <w:tc>
+          <w:tcPr>
+            <w:tcW w:type="dxa" w:w="4969"/>
+          </w:tcPr>
+          <w:p>
+            <w:r>
+              <w:t>Document status</w:t>
+            </w:r>
+          </w:p>
+        </w:tc>
+        <w:tc>
+          <w:tcPr>
+            <w:tcW w:type="dxa" w:w="4969"/>
+          </w:tcPr>
+          <w:p>
+            <w:r>
+              <w:t>Final — Board-adopted operational instrument</w:t>
+            </w:r>
+          </w:p>
+        </w:tc>
+      </w:tr>
+      <w:tr>
+        <w:tc>
+          <w:tcPr>
+            <w:tcW w:type="dxa" w:w="4969"/>
+          </w:tcPr>
+          <w:p>
+            <w:r>
+              <w:t>Owner / responsible function</w:t>
+            </w:r>
+          </w:p>
+        </w:tc>
+        <w:tc>
+          <w:tcPr>
+            <w:tcW w:type="dxa" w:w="4969"/>
+          </w:tcPr>
+          <w:p>
+            <w:r>
+              <w:t>Information Officer / Executive Director</w:t>
+            </w:r>
+          </w:p>
+        </w:tc>
+      </w:tr>
+    </w:tbl>
+    <w:p>
+      <w:pPr>
+        <w:spacing w:after="120" w:line="276" w:lineRule="auto"/>
+      </w:pPr>
+      <w:r>
+        <w:rPr>
+          <w:sz w:val="21"/>
+        </w:rPr>
+        <w:t>African Solidarity Civic Organisation NPC (ASCO NPC) is a South African Non-Profit Company, CIPC registration 2026/521895/08, SARS income tax reference 9322812265, with its public address at 49 Rif Road, Manor Gardens, Durban, KwaZulu-Natal, 4001. ASCO’s SARS PBO and Section 18A applications remain pending; neither approval is claimed by this document.</w:t>
+      </w:r>
+    </w:p>
+    <w:p>
+      <w:pPr>
+        <w:spacing w:after="120" w:line="276" w:lineRule="auto"/>
+      </w:pPr>
+      <w:r>
+        <w:rPr>
+          <w:sz w:val="21"/>
+        </w:rPr>
+        <w:t>ASCO follows the principle that the Board governs and Executive Management manages. The Founder/Founding Chairperson provides institutional oversight and does not sign, approve, initiate, co-authorise or control ASCO financial documents or transactions.</w:t>
+      </w:r>
+    </w:p>
+    <w:p>
+      <w:pPr>
+        <w:spacing w:before="200"/>
+      </w:pPr>
+      <w:r>
+        <w:rPr>
+          <w:b/>
+          <w:color w:val="145A32"/>
+          <w:sz w:val="28"/>
+        </w:rPr>
+        <w:t>1. Purpose and Responsible Body</w:t>
+      </w:r>
+    </w:p>
+    <w:p>
+      <w:pPr>
+        <w:spacing w:after="120" w:line="276" w:lineRule="auto"/>
+      </w:pPr>
+      <w:r>
+        <w:rPr>
+          <w:sz w:val="21"/>
+        </w:rPr>
+        <w:t>This Manual describes how information requests concerning ASCO are handled under the Promotion of Access to Information Act 2 of 2000 (PAIA), read with POPIA and applicable regulations. ASCO is the responsible body. Requests may be directed to info@africansolidaritycivic.org or 49 Rif Road, Manor Gardens, Durban, KwaZulu-Natal, 4001.</w:t>
+      </w:r>
+    </w:p>
+    <w:p>
+      <w:pPr>
+        <w:spacing w:before="200"/>
+      </w:pPr>
+      <w:r>
+        <w:rPr>
+          <w:b/>
+          <w:color w:val="145A32"/>
+          <w:sz w:val="28"/>
+        </w:rPr>
+        <w:t>2. Automatically Available Information</w:t>
+      </w:r>
+    </w:p>
+    <w:p>
+      <w:pPr>
+        <w:pStyle w:val="ListBullet"/>
+        <w:spacing w:after="60"/>
+      </w:pPr>
+      <w:r>
+        <w:t>Current public governance documents and approved public policies published in ASCO’s document library.</w:t>
+      </w:r>
+    </w:p>
+    <w:p>
+      <w:pPr>
+        <w:pStyle w:val="ListBullet"/>
+        <w:spacing w:after="60"/>
+      </w:pPr>
+      <w:r>
+        <w:t>Institutional profile, public programme information, public notices and contact information.</w:t>
+      </w:r>
+    </w:p>
+    <w:p>
+      <w:pPr>
+        <w:pStyle w:val="ListBullet"/>
+        <w:spacing w:after="60"/>
+      </w:pPr>
+      <w:r>
+        <w:t>Information that ASCO is legally required to make public.</w:t>
+      </w:r>
+    </w:p>
+    <w:p>
+      <w:pPr>
+        <w:spacing w:before="200"/>
+      </w:pPr>
+      <w:r>
+        <w:rPr>
+          <w:b/>
+          <w:color w:val="145A32"/>
+          <w:sz w:val="28"/>
+        </w:rPr>
+        <w:t>3. Record Categories</w:t>
+      </w:r>
+    </w:p>
+    <w:p>
+      <w:pPr>
+        <w:pStyle w:val="ListBullet"/>
+        <w:spacing w:after="60"/>
+      </w:pPr>
+      <w:r>
+        <w:t>Corporate, CIPC and governance records; Board minutes and resolutions; policies; financial and accounting records; donor and grant records; programme and monitoring records; employment and volunteer records; membership records; contracts and correspondence; personal information records; website and communications records.</w:t>
+      </w:r>
+    </w:p>
+    <w:p>
+      <w:pPr>
+        <w:spacing w:before="200"/>
+      </w:pPr>
+      <w:r>
+        <w:rPr>
+          <w:b/>
+          <w:color w:val="145A32"/>
+          <w:sz w:val="28"/>
+        </w:rPr>
+        <w:t>4. Request Procedure</w:t>
+      </w:r>
+    </w:p>
+    <w:p>
+      <w:pPr>
+        <w:pStyle w:val="ListNumber"/>
+        <w:spacing w:after="60"/>
+      </w:pPr>
+      <w:r>
+        <w:t>Submit a written request to the official contact above with sufficient detail to identify the record and the requester’s preferred form of access.</w:t>
+      </w:r>
+    </w:p>
+    <w:p>
+      <w:pPr>
+        <w:pStyle w:val="ListNumber"/>
+        <w:spacing w:after="60"/>
+      </w:pPr>
+      <w:r>
+        <w:t>Provide proof of identity where required and specify whether the request is personal information under POPIA or general access under PAIA.</w:t>
+      </w:r>
+    </w:p>
+    <w:p>
+      <w:pPr>
+        <w:pStyle w:val="ListNumber"/>
+        <w:spacing w:after="60"/>
+      </w:pPr>
+      <w:r>
+        <w:t>ASCO records the request, acknowledges receipt, assesses the record and consults relevant functions where necessary.</w:t>
+      </w:r>
+    </w:p>
+    <w:p>
+      <w:pPr>
+        <w:pStyle w:val="ListNumber"/>
+        <w:spacing w:after="60"/>
+      </w:pPr>
+      <w:r>
+        <w:t>ASCO responds within the period required by PAIA or gives a lawful extension notice.</w:t>
+      </w:r>
+    </w:p>
+    <w:p>
+      <w:pPr>
+        <w:pStyle w:val="ListNumber"/>
+        <w:spacing w:after="60"/>
+      </w:pPr>
+      <w:r>
+        <w:t>If access is granted, ASCO arranges inspection, copies or another lawful form and records any applicable cost.</w:t>
+      </w:r>
+    </w:p>
+    <w:p>
+      <w:pPr>
+        <w:pStyle w:val="ListNumber"/>
+        <w:spacing w:after="60"/>
+      </w:pPr>
+      <w:r>
+        <w:t>If access is refused or limited, ASCO states the applicable ground and available internal or external remedy.</w:t>
+      </w:r>
+    </w:p>
+    <w:p>
+      <w:pPr>
+        <w:spacing w:before="200"/>
+      </w:pPr>
+      <w:r>
+        <w:rPr>
+          <w:b/>
+          <w:color w:val="145A32"/>
+          <w:sz w:val="28"/>
+        </w:rPr>
+        <w:t>5. Grounds and Protection</w:t>
+      </w:r>
+    </w:p>
+    <w:p>
+      <w:pPr>
+        <w:spacing w:after="120" w:line="276" w:lineRule="auto"/>
+      </w:pPr>
+      <w:r>
+        <w:rPr>
+          <w:sz w:val="21"/>
+        </w:rPr>
+        <w:t>ASCO protects personal information, confidential donor information, privileged information, trade secrets, safety-sensitive information, ongoing investigations and other information protected by law. Access is not refused merely because a record is inconvenient; any refusal must have a lawful basis.</w:t>
+      </w:r>
+    </w:p>
+    <w:p>
+      <w:pPr>
+        <w:spacing w:before="200"/>
+      </w:pPr>
+      <w:r>
+        <w:rPr>
+          <w:b/>
+          <w:color w:val="145A32"/>
+          <w:sz w:val="28"/>
+        </w:rPr>
+        <w:t>6. POPIA and Personal Requests</w:t>
+      </w:r>
+    </w:p>
+    <w:p>
+      <w:pPr>
+        <w:spacing w:after="120" w:line="276" w:lineRule="auto"/>
+      </w:pPr>
+      <w:r>
+        <w:rPr>
+          <w:sz w:val="21"/>
+        </w:rPr>
+        <w:t>Requests for access, correction, objection or deletion of personal information are handled under POPIA and this Manual. ASCO verifies identity, limits disclosure to the requester’s lawful entitlement and protects third-party information.</w:t>
+      </w:r>
+    </w:p>
+    <w:p>
+      <w:pPr>
+        <w:spacing w:before="200"/>
+      </w:pPr>
+      <w:r>
+        <w:rPr>
+          <w:b/>
+          <w:color w:val="145A32"/>
+          <w:sz w:val="28"/>
+        </w:rPr>
+        <w:t>7. Governance and Review</w:t>
+      </w:r>
+    </w:p>
+    <w:p>
+      <w:pPr>
+        <w:spacing w:after="120" w:line="276" w:lineRule="auto"/>
+      </w:pPr>
+      <w:r>
+        <w:rPr>
+          <w:sz w:val="21"/>
+        </w:rPr>
+        <w:t>The Information Officer or authorised responsible function maintains the request log, applies the Manual, reports material issues to the Board and reviews the Manual annually or after legislative change. ASCO retains request and decision records securely.</w:t>
+      </w:r>
+    </w:p>
+    <w:p>
+      <w:pPr>
+        <w:spacing w:before="200"/>
+      </w:pPr>
+      <w:r>
+        <w:rPr>
+          <w:b/>
+          <w:color w:val="145A32"/>
+          <w:sz w:val="28"/>
+        </w:rPr>
+        <w:t>8. External Remedies</w:t>
+      </w:r>
+    </w:p>
+    <w:p>
+      <w:pPr>
+        <w:spacing w:after="120" w:line="276" w:lineRule="auto"/>
+      </w:pPr>
+      <w:r>
+        <w:rPr>
+          <w:sz w:val="21"/>
+        </w:rPr>
+        <w:t>A requester may use the remedies available under PAIA and may contact the Information Regulator through its current official contact channels. ASCO does not restrict any lawful complaint or appeal right.</w:t>
+      </w:r>
+    </w:p>
+    <w:p>
+      <w:pPr>
+        <w:spacing w:before="200"/>
+      </w:pPr>
+      <w:r>
+        <w:rPr>
+          <w:b/>
+          <w:color w:val="145A32"/>
+          <w:sz w:val="28"/>
+        </w:rPr>
+        <w:t>Approval and Board Signatures</w:t>
+      </w:r>
+    </w:p>
+    <w:p>
+      <w:pPr>
+        <w:spacing w:after="120" w:line="276" w:lineRule="auto"/>
+      </w:pPr>
+      <w:r>
+        <w:rPr>
+          <w:sz w:val="21"/>
+        </w:rPr>
+        <w:t>This document is an ASCO Board-adopted operational instrument. The signatures below record adoption and governance acknowledgement. They do not give the Founder/Founding Chairperson financial signing or transaction authority.</w:t>
+      </w:r>
+    </w:p>
+    <w:tbl>
+      <w:tblPr>
+        <w:tblW w:w="0" w:type="auto"/>
+        <w:jc w:val="center"/>
+        <w:tblLayout w:type="fixed"/>
+        <w:tblLook w:val="04A0" w:firstRow="1" w:lastRow="0" w:firstColumn="1" w:lastColumn="0" w:noHBand="0" w:noVBand="1"/>
+      </w:tblPr>
+      <w:tblGrid>
+        <w:gridCol w:w="4968"/>
+        <w:gridCol w:w="4968"/>
+      </w:tblGrid>
+      <w:tr>
+        <w:trPr>
+          <w:cantSplit/>
+          <w:jc w:val="center"/>
+        </w:trPr>
+        <w:tc>
+          <w:tcPr>
+            <w:tcW w:w="4968" w:type="dxa"/>
+            <w:tcBorders>
+              <w:top w:val="single" w:sz="5" w:space="0" w:color="D8DDD8"/>
+              <w:left w:val="single" w:sz="5" w:space="0" w:color="D8DDD8"/>
+              <w:bottom w:val="single" w:sz="5" w:space="0" w:color="D8DDD8"/>
+              <w:right w:val="single" w:sz="5" w:space="0" w:color="D8DDD8"/>
+            </w:tcBorders>
+            <w:shd w:val="clear" w:color="auto" w:fill="F7F8F5"/>
+          </w:tcPr>
+          <w:p>
+            <w:r>
+              <w:rPr>
+                <w:noProof/>
+              </w:rPr>
+              <w:drawing>
+                <wp:anchor distT="0" distB="0" distL="114300" distR="114300" simplePos="0" relativeHeight="251655680" behindDoc="0" locked="0" layoutInCell="1" allowOverlap="1" wp14:anchorId="6F62F57F" wp14:editId="7142108A">
+                  <wp:simplePos x="0" y="0"/>
+                  <wp:positionH relativeFrom="column">
+                    <wp:posOffset>257175</wp:posOffset>
+                  </wp:positionH>
+                  <wp:positionV relativeFrom="paragraph">
+                    <wp:posOffset>283845</wp:posOffset>
+                  </wp:positionV>
+                  <wp:extent cx="2152650" cy="485775"/>
+                  <wp:effectExtent l="0" t="0" r="0" b="0"/>
+                  <wp:wrapNone/>
+                  <wp:docPr id="1466813974" name="Picture 2"/>
+                  <wp:cNvGraphicFramePr>
+                    <a:graphicFrameLocks xmlns:a="http://schemas.openxmlformats.org/drawingml/2006/main" noChangeAspect="1"/>
+                  </wp:cNvGraphicFramePr>
+                  <a:graphic xmlns:a="http://schemas.openxmlformats.org/drawingml/2006/main">
+                    <a:graphicData uri="http://schemas.openxmlformats.org/drawingml/2006/picture">
+                      <pic:pic xmlns:pic="http://schemas.openxmlformats.org/drawingml/2006/picture">
+                        <pic:nvPicPr>
+                          <pic:cNvPr id="1466813974" name="Picture 1466813974"/>
+                          <pic:cNvPicPr/>
+                        </pic:nvPicPr>
+                        <pic:blipFill rotWithShape="1">
+                          <a:blip r:embed="rId8">
+                            <a:biLevel thresh="75000"/>
+                          </a:blip>
+                          <a:srcRect l="9786" t="42903" r="18875" b="40265"/>
+                          <a:stretch>
+                            <a:fillRect/>
+                          </a:stretch>
+                        </pic:blipFill>
+                        <pic:spPr bwMode="auto">
+                          <a:xfrm>
+                            <a:off x="0" y="0"/>
+                            <a:ext cx="2152650" cy="485775"/>
+                          </a:xfrm>
+                          <a:prstGeom prst="rect">
+                            <a:avLst/>
+                          </a:prstGeom>
+                          <a:ln>
+                            <a:noFill/>
+                          </a:ln>
+                          <a:extLst>
+                            <a:ext uri="{53640926-AAD7-44D8-BBD7-CCE9431645EC}">
+                              <a14:shadowObscured xmlns:a14="http://schemas.microsoft.com/office/drawing/2010/main"/>
+                            </a:ext>
+                          </a:extLst>
+                        </pic:spPr>
+                      </pic:pic>
+                    </a:graphicData>
+                  </a:graphic>
+                  <wp14:sizeRelH relativeFrom="margin">
+                    <wp14:pctWidth>0</wp14:pctWidth>
+                  </wp14:sizeRelH>
+                  <wp14:sizeRelV relativeFrom="margin">
+                    <wp14:pctHeight>0</wp14:pctHeight>
+                  </wp14:sizeRelV>
+                </wp:anchor>
+              </w:drawing>
+            </w:r>
+            <w:r>
+              <w:rPr>
+                <w:b/>
+                <w:color w:val="145A32"/>
+                <w:sz w:val="16"/>
+              </w:rPr>
+              <w:t>CHAIR</w:t>
+            </w:r>
+            <w:r>
+              <w:rPr>
+                <w:b/>
+                <w:color w:val="145A32"/>
+                <w:sz w:val="16"/>
+              </w:rPr>
+              <w:t xml:space="preserve"> </w:t>
+            </w:r>
+            <w:r>
+              <w:rPr>
+                <w:b/>
+                <w:color w:val="145A32"/>
+                <w:sz w:val="16"/>
+              </w:rPr>
+              <w:t>LADY</w:t>
+            </w:r>
+            <w:r>
+              <w:rPr>
+                <w:b/>
+                <w:sz w:val="18"/>
+              </w:rPr>
+              <w:br/>
+              <w:t>Ms. Busisiwe Makhosi Shandu</w:t>
+            </w:r>
+            <w:r>
+              <w:br/>
+              <w:t>Signature:</w:t>
+            </w:r>
+            <w:r>
+              <w:t xml:space="preserve"> </w:t>
+            </w:r>
+            <w:r>
+              <w:br/>
+              <w:t>____________________________</w:t>
+            </w:r>
+            <w:r>
+              <w:br/>
+              <w:t>Date:</w:t>
+            </w:r>
+            <w:r>
+              <w:t xml:space="preserve"> </w:t>
+            </w:r>
+            <w:r>
+              <w:rPr>
+                <w:b/>
+                <w:bCs/>
+              </w:rPr>
+              <w:t>6 September 2026</w:t>
+            </w:r>
+            <w:r>
+              <w:br/>
+              <w:t>____________________________</w:t>
+            </w:r>
+          </w:p>
+        </w:tc>
+        <w:tc>
+          <w:tcPr>
+            <w:tcW w:w="4968" w:type="dxa"/>
+            <w:tcBorders>
+              <w:top w:val="single" w:sz="5" w:space="0" w:color="D8DDD8"/>
+              <w:left w:val="single" w:sz="5" w:space="0" w:color="D8DDD8"/>
+              <w:bottom w:val="single" w:sz="5" w:space="0" w:color="D8DDD8"/>
+              <w:right w:val="single" w:sz="5" w:space="0" w:color="D8DDD8"/>
+            </w:tcBorders>
+            <w:shd w:val="clear" w:color="auto" w:fill="F7F8F5"/>
           </w:tcPr>
           <w:p>
             <w:pPr>
-              <w:spacing w:after="40"/>
+              <w:rPr>
+                <w:noProof/>
+              </w:rPr>
             </w:pPr>
-            <w:r/>
             <w:r>
               <w:rPr>
-                <w:rFonts w:ascii="Arial" w:hAnsi="Arial"/>
+                <w:noProof/>
+              </w:rPr>
+              <w:drawing>
+                <wp:anchor distT="0" distB="0" distL="114300" distR="114300" simplePos="0" relativeHeight="251665920" behindDoc="0" locked="0" layoutInCell="1" allowOverlap="1" wp14:anchorId="6209203C" wp14:editId="748DA760">
+                  <wp:simplePos x="0" y="0"/>
+                  <wp:positionH relativeFrom="column">
+                    <wp:posOffset>236220</wp:posOffset>
+                  </wp:positionH>
+                  <wp:positionV relativeFrom="paragraph">
+                    <wp:posOffset>198120</wp:posOffset>
+                  </wp:positionV>
+                  <wp:extent cx="2472690" cy="561975"/>
+                  <wp:effectExtent l="0" t="0" r="0" b="0"/>
+                  <wp:wrapNone/>
+                  <wp:docPr id="1629349264" name="Picture 5"/>
+                  <wp:cNvGraphicFramePr>
+                    <a:graphicFrameLocks xmlns:a="http://schemas.openxmlformats.org/drawingml/2006/main" noChangeAspect="1"/>
+                  </wp:cNvGraphicFramePr>
+                  <a:graphic xmlns:a="http://schemas.openxmlformats.org/drawingml/2006/main">
+                    <a:graphicData uri="http://schemas.openxmlformats.org/drawingml/2006/picture">
+                      <pic:pic xmlns:pic="http://schemas.openxmlformats.org/drawingml/2006/picture">
+                        <pic:nvPicPr>
+                          <pic:cNvPr id="1629349264" name="Picture 1629349264"/>
+                          <pic:cNvPicPr/>
+                        </pic:nvPicPr>
+                        <pic:blipFill rotWithShape="1">
+                          <a:blip r:embed="rId9">
+                            <a:biLevel thresh="75000"/>
+                          </a:blip>
+                          <a:srcRect t="41080" b="41419"/>
+                          <a:stretch>
+                            <a:fillRect/>
+                          </a:stretch>
+                        </pic:blipFill>
+                        <pic:spPr bwMode="auto">
+                          <a:xfrm>
+                            <a:off x="0" y="0"/>
+                            <a:ext cx="2472690" cy="561975"/>
+                          </a:xfrm>
+                          <a:prstGeom prst="rect">
+                            <a:avLst/>
+                          </a:prstGeom>
+                          <a:ln>
+                            <a:noFill/>
+                          </a:ln>
+                          <a:extLst>
+                            <a:ext uri="{53640926-AAD7-44D8-BBD7-CCE9431645EC}">
+                              <a14:shadowObscured xmlns:a14="http://schemas.microsoft.com/office/drawing/2010/main"/>
+                            </a:ext>
+                          </a:extLst>
+                        </pic:spPr>
+                      </pic:pic>
+                    </a:graphicData>
+                  </a:graphic>
+                  <wp14:sizeRelH relativeFrom="page">
+                    <wp14:pctWidth>0</wp14:pctWidth>
+                  </wp14:sizeRelH>
+                  <wp14:sizeRelV relativeFrom="page">
+                    <wp14:pctHeight>0</wp14:pctHeight>
+                  </wp14:sizeRelV>
+                </wp:anchor>
+              </w:drawing>
+            </w:r>
+            <w:r>
+              <w:rPr>
+                <w:b/>
+                <w:color w:val="145A32"/>
+                <w:sz w:val="16"/>
+              </w:rPr>
+              <w:t>DIRECTOR: HEAD OF ICT AND COMMUNICATIONS</w:t>
+            </w:r>
+            <w:r>
+              <w:rPr>
+                <w:b/>
+                <w:sz w:val="18"/>
+              </w:rPr>
+              <w:br/>
+              <w:t xml:space="preserve">Mr. Thapelo </w:t>
+            </w:r>
+            <w:r>
+              <w:rPr>
+                <w:b/>
+                <w:sz w:val="18"/>
+              </w:rPr>
+              <w:t xml:space="preserve">Nelson </w:t>
+            </w:r>
+            <w:r>
+              <w:rPr>
+                <w:b/>
+                <w:sz w:val="18"/>
+              </w:rPr>
+              <w:t>Maqalika</w:t>
+            </w:r>
+            <w:r>
+              <w:br/>
+              <w:t>Signature:</w:t>
+            </w:r>
+            <w:r>
+              <w:t xml:space="preserve"> </w:t>
+            </w:r>
+            <w:r>
+              <w:br/>
+              <w:t>____________________________</w:t>
+            </w:r>
+            <w:r>
+              <w:br/>
+              <w:t>Date:</w:t>
+            </w:r>
+            <w:r>
+              <w:t xml:space="preserve"> </w:t>
+            </w:r>
+            <w:r>
+              <w:rPr>
+                <w:b/>
+                <w:bCs/>
+              </w:rPr>
+              <w:t>6 September 2026</w:t>
+            </w:r>
+            <w:r>
+              <w:br/>
+              <w:t>____________________________</w:t>
+            </w:r>
+          </w:p>
+        </w:tc>
+      </w:tr>
+      <w:tr>
+        <w:trPr>
+          <w:cantSplit/>
+          <w:jc w:val="center"/>
+        </w:trPr>
+        <w:tc>
+          <w:tcPr>
+            <w:tcW w:w="4968" w:type="dxa"/>
+            <w:tcBorders>
+              <w:top w:val="single" w:sz="5" w:space="0" w:color="D8DDD8"/>
+              <w:left w:val="single" w:sz="5" w:space="0" w:color="D8DDD8"/>
+              <w:bottom w:val="single" w:sz="5" w:space="0" w:color="D8DDD8"/>
+              <w:right w:val="single" w:sz="5" w:space="0" w:color="D8DDD8"/>
+            </w:tcBorders>
+            <w:shd w:val="clear" w:color="auto" w:fill="F7F8F5"/>
+          </w:tcPr>
+          <w:p>
+            <w:pPr>
+              <w:rPr>
+                <w:noProof/>
+              </w:rPr>
+            </w:pPr>
+            <w:r>
+              <w:rPr>
+                <w:noProof/>
+              </w:rPr>
+              <w:drawing>
+                <wp:anchor distT="0" distB="0" distL="114300" distR="114300" simplePos="0" relativeHeight="251664896" behindDoc="0" locked="0" layoutInCell="1" allowOverlap="1" wp14:anchorId="7C45599E" wp14:editId="53012904">
+                  <wp:simplePos x="0" y="0"/>
+                  <wp:positionH relativeFrom="column">
+                    <wp:posOffset>434341</wp:posOffset>
+                  </wp:positionH>
+                  <wp:positionV relativeFrom="paragraph">
+                    <wp:posOffset>163195</wp:posOffset>
+                  </wp:positionV>
+                  <wp:extent cx="1777009" cy="684328"/>
+                  <wp:effectExtent l="0" t="0" r="0" b="0"/>
+                  <wp:wrapNone/>
+                  <wp:docPr id="264294559" name="Picture 4"/>
+                  <wp:cNvGraphicFramePr>
+                    <a:graphicFrameLocks xmlns:a="http://schemas.openxmlformats.org/drawingml/2006/main" noChangeAspect="1"/>
+                  </wp:cNvGraphicFramePr>
+                  <a:graphic xmlns:a="http://schemas.openxmlformats.org/drawingml/2006/main">
+                    <a:graphicData uri="http://schemas.openxmlformats.org/drawingml/2006/picture">
+                      <pic:pic xmlns:pic="http://schemas.openxmlformats.org/drawingml/2006/picture">
+                        <pic:nvPicPr>
+                          <pic:cNvPr id="264294559" name="Picture 264294559"/>
+                          <pic:cNvPicPr/>
+                        </pic:nvPicPr>
+                        <pic:blipFill rotWithShape="1">
+                          <a:blip r:embed="rId10">
+                            <a:biLevel thresh="75000"/>
+                          </a:blip>
+                          <a:srcRect t="36616" b="24874"/>
+                          <a:stretch>
+                            <a:fillRect/>
+                          </a:stretch>
+                        </pic:blipFill>
+                        <pic:spPr bwMode="auto">
+                          <a:xfrm rot="462680">
+                            <a:off x="0" y="0"/>
+                            <a:ext cx="1777009" cy="684328"/>
+                          </a:xfrm>
+                          <a:prstGeom prst="rect">
+                            <a:avLst/>
+                          </a:prstGeom>
+                          <a:ln>
+                            <a:noFill/>
+                          </a:ln>
+                          <a:extLst>
+                            <a:ext uri="{53640926-AAD7-44D8-BBD7-CCE9431645EC}">
+                              <a14:shadowObscured xmlns:a14="http://schemas.microsoft.com/office/drawing/2010/main"/>
+                            </a:ext>
+                          </a:extLst>
+                        </pic:spPr>
+                      </pic:pic>
+                    </a:graphicData>
+                  </a:graphic>
+                  <wp14:sizeRelH relativeFrom="page">
+                    <wp14:pctWidth>0</wp14:pctWidth>
+                  </wp14:sizeRelH>
+                  <wp14:sizeRelV relativeFrom="page">
+                    <wp14:pctHeight>0</wp14:pctHeight>
+                  </wp14:sizeRelV>
+                </wp:anchor>
+              </w:drawing>
+            </w:r>
+            <w:r>
+              <w:rPr>
                 <w:b/>
                 <w:color w:val="145A32"/>
                 <w:sz w:val="16"/>
               </w:rPr>
               <w:t>EXECUTIVE DIRECTOR</w:t>
             </w:r>
-          </w:p>
-          <w:p>
-            <w:pPr>
-              <w:spacing w:after="20"/>
-            </w:pPr>
             <w:r>
               <w:rPr>
-                <w:rFonts w:ascii="Arial" w:hAnsi="Arial"/>
                 <w:b/>
                 <w:sz w:val="18"/>
               </w:rPr>
-              <w:t>Mr Bhekisisa Shandu</w:t>
+              <w:br/>
+              <w:t>Mr. Bhekisisa Shandu</w:t>
             </w:r>
-          </w:p>
-          <w:p>
-            <w:pPr>
-              <w:jc w:val="center"/>
-            </w:pPr>
             <w:r>
-              <w:drawing>
-                <wp:inline xmlns:a="http://schemas.openxmlformats.org/drawingml/2006/main" xmlns:pic="http://schemas.openxmlformats.org/drawingml/2006/picture">
-                  <wp:extent cx="1325880" cy="1325880"/>
-                  <wp:docPr id="3" name="Picture 3"/>
-                  <wp:cNvGraphicFramePr>
-                    <a:graphicFrameLocks noChangeAspect="1"/>
-                  </wp:cNvGraphicFramePr>
-                  <a:graphic>
-                    <a:graphicData uri="http://schemas.openxmlformats.org/drawingml/2006/picture">
-                      <pic:pic>
-                        <pic:nvPicPr>
-                          <pic:cNvPr id="0" name="image.png"/>
-                          <pic:cNvPicPr/>
-                        </pic:nvPicPr>
-                        <pic:blipFill>
-                          <a:blip r:embed="rId10"/>
-                          <a:stretch>
-                            <a:fillRect/>
-                          </a:stretch>
-                        </pic:blipFill>
-                        <pic:spPr>
-                          <a:xfrm>
-                            <a:off x="0" y="0"/>
-                            <a:ext cx="1325880" cy="1325880"/>
-                          </a:xfrm>
-                          <a:prstGeom prst="rect"/>
-                        </pic:spPr>
-                      </pic:pic>
-                    </a:graphicData>
-                  </a:graphic>
-                </wp:inline>
-              </w:drawing>
+              <w:br/>
+              <w:t>Signature:</w:t>
             </w:r>
-          </w:p>
-          <w:p>
+            <w:r>
+              <w:t xml:space="preserve"> </w:t>
+            </w:r>
+            <w:r>
+              <w:br/>
+              <w:t>____________________________</w:t>
+            </w:r>
+            <w:r>
+              <w:br/>
+              <w:t>Date:</w:t>
+            </w:r>
+            <w:r>
+              <w:t xml:space="preserve"> </w:t>
+            </w:r>
             <w:r>
               <w:rPr>
-                <w:rFonts w:ascii="Arial" w:hAnsi="Arial"/>
-                <w:sz w:val="16"/>
+                <w:b/>
+                <w:bCs/>
               </w:rPr>
-              <w:t>Date: 6 September 2026</w:t>
+              <w:t>6 September 2026</w:t>
             </w:r>
-          </w:p>
-          <w:p>
             <w:r>
-              <w:rPr>
-                <w:rFonts w:ascii="Arial" w:hAnsi="Arial"/>
-                <w:i/>
-                <w:sz w:val="14"/>
-              </w:rPr>
-              <w:t>Signature copied from supplied signed document</w:t>
+              <w:br/>
+              <w:t>____________________________</w:t>
             </w:r>
           </w:p>
         </w:tc>
         <w:tc>
           <w:tcPr>
-            <w:tcW w:type="dxa" w:w="4513"/>
-            <w:shd w:fill="EAF2EC"/>
-            <w:vAlign w:val="center"/>
+            <w:tcW w:w="4968" w:type="dxa"/>
+            <w:tcBorders>
+              <w:top w:val="single" w:sz="5" w:space="0" w:color="D8DDD8"/>
+              <w:left w:val="single" w:sz="5" w:space="0" w:color="D8DDD8"/>
+              <w:bottom w:val="single" w:sz="5" w:space="0" w:color="D8DDD8"/>
+              <w:right w:val="single" w:sz="5" w:space="0" w:color="D8DDD8"/>
+            </w:tcBorders>
+            <w:shd w:val="clear" w:color="auto" w:fill="F7F8F5"/>
           </w:tcPr>
           <w:p>
-            <w:pPr>
-              <w:spacing w:after="40"/>
-            </w:pPr>
-            <w:r/>
             <w:r>
               <w:rPr>
-                <w:rFonts w:ascii="Arial" w:hAnsi="Arial"/>
-                <w:b/>
-                <w:color w:val="145A32"/>
+                <w:noProof/>
                 <w:sz w:val="16"/>
+                <w:szCs w:val="16"/>
               </w:rPr>
-              <w:t>DIRECTOR: PEOPLE AND CULTURE / FINANCE AND PROCUREMENT</w:t>
-            </w:r>
-          </w:p>
-          <w:p>
-            <w:pPr>
-              <w:spacing w:after="20"/>
-            </w:pPr>
-            <w:r>
-              <w:rPr>
-                <w:rFonts w:ascii="Arial" w:hAnsi="Arial"/>
-                <w:b/>
-                <w:sz w:val="18"/>
-              </w:rPr>
-              <w:t>Mr Khulekani Gumede</w:t>
-            </w:r>
-          </w:p>
-          <w:p>
-            <w:pPr>
-              <w:jc w:val="center"/>
-            </w:pPr>
-            <w:r>
               <w:drawing>
-                <wp:inline xmlns:a="http://schemas.openxmlformats.org/drawingml/2006/main" xmlns:pic="http://schemas.openxmlformats.org/drawingml/2006/picture">
-                  <wp:extent cx="1325880" cy="1394516"/>
-                  <wp:docPr id="4" name="Picture 4"/>
+                <wp:anchor distT="0" distB="0" distL="114300" distR="114300" simplePos="0" relativeHeight="251662848" behindDoc="0" locked="0" layoutInCell="1" allowOverlap="1" wp14:anchorId="48E97359" wp14:editId="45959AF6">
+                  <wp:simplePos x="0" y="0"/>
+                  <wp:positionH relativeFrom="column">
+                    <wp:posOffset>393065</wp:posOffset>
+                  </wp:positionH>
+                  <wp:positionV relativeFrom="paragraph">
+                    <wp:posOffset>286514</wp:posOffset>
+                  </wp:positionV>
+                  <wp:extent cx="1354277" cy="892568"/>
+                  <wp:effectExtent l="0" t="0" r="0" b="0"/>
+                  <wp:wrapNone/>
+                  <wp:docPr id="70748101" name="Picture 3"/>
                   <wp:cNvGraphicFramePr>
-                    <a:graphicFrameLocks noChangeAspect="1"/>
+                    <a:graphicFrameLocks xmlns:a="http://schemas.openxmlformats.org/drawingml/2006/main" noChangeAspect="1"/>
                   </wp:cNvGraphicFramePr>
-                  <a:graphic>
+                  <a:graphic xmlns:a="http://schemas.openxmlformats.org/drawingml/2006/main">
                     <a:graphicData uri="http://schemas.openxmlformats.org/drawingml/2006/picture">
-                      <pic:pic>
+                      <pic:pic xmlns:pic="http://schemas.openxmlformats.org/drawingml/2006/picture">
                         <pic:nvPicPr>
-                          <pic:cNvPr id="0" name="image.png"/>
+                          <pic:cNvPr id="70748101" name="Picture 70748101"/>
                           <pic:cNvPicPr/>
                         </pic:nvPicPr>
-                        <pic:blipFill>
-                          <a:blip r:embed="rId11"/>
+                        <pic:blipFill rotWithShape="1">
+                          <a:blip r:embed="rId11">
+                            <a:biLevel thresh="75000"/>
+                          </a:blip>
+                          <a:srcRect t="20028" b="17298"/>
                           <a:stretch>
                             <a:fillRect/>
                           </a:stretch>
                         </pic:blipFill>
-                        <pic:spPr>
-                          <a:xfrm>
+                        <pic:spPr bwMode="auto">
+                          <a:xfrm rot="164574">
                             <a:off x="0" y="0"/>
-                            <a:ext cx="1325880" cy="1394516"/>
+                            <a:ext cx="1354277" cy="892568"/>
                           </a:xfrm>
-                          <a:prstGeom prst="rect"/>
+                          <a:prstGeom prst="rect">
+                            <a:avLst/>
+                          </a:prstGeom>
+                          <a:ln>
+                            <a:noFill/>
+                          </a:ln>
+                          <a:extLst>
+                            <a:ext uri="{53640926-AAD7-44D8-BBD7-CCE9431645EC}">
+                              <a14:shadowObscured xmlns:a14="http://schemas.microsoft.com/office/drawing/2010/main"/>
+                            </a:ext>
+                          </a:extLst>
                         </pic:spPr>
                       </pic:pic>
                     </a:graphicData>
                   </a:graphic>
-                </wp:inline>
+                  <wp14:sizeRelH relativeFrom="margin">
+                    <wp14:pctWidth>0</wp14:pctWidth>
+                  </wp14:sizeRelH>
+                  <wp14:sizeRelV relativeFrom="margin">
+                    <wp14:pctHeight>0</wp14:pctHeight>
+                  </wp14:sizeRelV>
+                </wp:anchor>
               </w:drawing>
             </w:r>
-          </w:p>
-          <w:p>
             <w:r>
               <w:rPr>
-                <w:rFonts w:ascii="Arial" w:hAnsi="Arial"/>
+                <w:b/>
+                <w:color w:val="145A32"/>
                 <w:sz w:val="16"/>
+                <w:szCs w:val="16"/>
               </w:rPr>
-              <w:t>Date: 6 September 2026</w:t>
+              <w:t>DIRECTOR: PEOPLE AND CULTURE / CHAIRPERSON: FINANCE AND PROCUREMENT COMMITTEE</w:t>
             </w:r>
-          </w:p>
-          <w:p>
+            <w:r>
+              <w:br/>
+            </w:r>
             <w:r>
               <w:rPr>
-                <w:rFonts w:ascii="Arial" w:hAnsi="Arial"/>
-                <w:i/>
-                <w:sz w:val="14"/>
+                <w:b/>
+                <w:sz w:val="18"/>
               </w:rPr>
-              <w:t>Signature copied from supplied signed document</w:t>
+              <w:t>Mr. Khulekani Gumede</w:t>
+            </w:r>
+            <w:r>
+              <w:br/>
+              <w:t>Signature:</w:t>
+            </w:r>
+            <w:r>
+              <w:t xml:space="preserve"> </w:t>
+            </w:r>
+            <w:r>
+              <w:br/>
+              <w:t>____________________________</w:t>
+            </w:r>
+            <w:r>
+              <w:br/>
+            </w:r>
+            <w:r>
+              <w:t>Date:</w:t>
+            </w:r>
+            <w:r>
+              <w:t xml:space="preserve"> </w:t>
+            </w:r>
+            <w:r>
+              <w:rPr>
+                <w:b/>
+                <w:bCs/>
+              </w:rPr>
+              <w:t>6 September 2026</w:t>
+            </w:r>
+            <w:r>
+              <w:br/>
+              <w:t>____________________________</w:t>
             </w:r>
           </w:p>
         </w:tc>
@@ -711,9 +1124,9 @@
     <w:sectPr>
       <w:headerReference w:type="default" r:id="rId12"/>
       <w:footerReference w:type="default" r:id="rId13"/>
-      <w:pgSz w:w="11906" w:h="16838"/>
-      <w:pgMar w:top="1440" w:right="1440" w:bottom="1440" w:left="1440" w:header="708" w:footer="708" w:gutter="0"/>
-      <w:cols w:space="708"/>
+      <w:pgSz w:w="12240" w:h="15840"/>
+      <w:pgMar w:top="1656" w:right="1151" w:bottom="1009" w:left="1151" w:header="431" w:footer="431" w:gutter="0"/>
+      <w:cols w:space="720"/>
       <w:docGrid w:linePitch="360"/>
     </w:sectPr>
   </w:body>
@@ -760,48 +1173,33 @@
       <w:t xml:space="preserve">AFRICAN SOLIDARITY • UNITY. EMPOWERMENT. PROGRESS. • </w:t>
     </w:r>
     <w:r>
-      <w:rPr>
-        <w:color w:val="145A32"/>
-      </w:rPr>
       <w:fldChar w:fldCharType="begin"/>
     </w:r>
     <w:r>
-      <w:rPr>
-        <w:color w:val="145A32"/>
-      </w:rPr>
       <w:instrText>PAGE</w:instrText>
     </w:r>
     <w:r>
-      <w:rPr>
-        <w:color w:val="145A32"/>
-      </w:rPr>
       <w:fldChar w:fldCharType="separate"/>
     </w:r>
     <w:r>
-      <w:rPr>
-        <w:color w:val="145A32"/>
-      </w:rPr>
       <w:t>1</w:t>
     </w:r>
     <w:r>
-      <w:rPr>
-        <w:color w:val="145A32"/>
-      </w:rPr>
       <w:fldChar w:fldCharType="end"/>
     </w:r>
     <w:r>
       <w:rPr>
-        <w:color w:val="145A32"/>
+        <w:color w:val="5F6B63"/>
         <w:sz w:val="16"/>
       </w:rPr>
       <w:t xml:space="preserve">  |  OFFICIAL </w:t>
     </w:r>
     <w:r>
       <w:rPr>
-        <w:color w:val="145A32"/>
+        <w:color w:val="5F6B63"/>
         <w:sz w:val="16"/>
       </w:rPr>
-      <w:t>PAIA MANUAL</w:t>
+      <w:t>BOARD CHARTER</w:t>
     </w:r>
   </w:p>
 </w:ftr>
@@ -834,14 +1232,19 @@
 
 <file path=word/header1.xml><?xml version="1.0" encoding="utf-8"?>
 <w:hdr xmlns:wpc="http://schemas.microsoft.com/office/word/2010/wordprocessingCanvas" xmlns:cx="http://schemas.microsoft.com/office/drawing/2014/chartex" xmlns:cx1="http://schemas.microsoft.com/office/drawing/2015/9/8/chartex" xmlns:cx2="http://schemas.microsoft.com/office/drawing/2015/10/21/chartex" xmlns:cx3="http://schemas.microsoft.com/office/drawing/2016/5/9/chartex" xmlns:cx4="http://schemas.microsoft.com/office/drawing/2016/5/10/chartex" xmlns:cx5="http://schemas.microsoft.com/office/drawing/2016/5/11/chartex" xmlns:cx6="http://schemas.microsoft.com/office/drawing/2016/5/12/chartex" xmlns:cx7="http://schemas.microsoft.com/office/drawing/2016/5/13/chartex" xmlns:cx8="http://schemas.microsoft.com/office/drawing/2016/5/14/chartex" xmlns:mc="http://schemas.openxmlformats.org/markup-compatibility/2006" xmlns:aink="http://schemas.microsoft.com/office/drawing/2016/ink" xmlns:am3d="http://schemas.microsoft.com/office/drawing/2017/model3d" xmlns:o="urn:schemas-microsoft-com:office:office" xmlns:oel="http://schemas.microsoft.com/office/2019/extlst" xmlns:r="http://schemas.openxmlformats.org/officeDocument/2006/relationships" xmlns:m="http://schemas.openxmlformats.org/officeDocument/2006/math" xmlns:v="urn:schemas-microsoft-com:vml" xmlns:wp14="http://schemas.microsoft.com/office/word/2010/wordprocessingDrawing" xmlns:wp="http://schemas.openxmlformats.org/drawingml/2006/wordprocessingDrawing" xmlns:w10="urn:schemas-microsoft-com:office:word" xmlns:w="http://schemas.openxmlformats.org/wordprocessingml/2006/main" xmlns:w14="http://schemas.microsoft.com/office/word/2010/wordml" xmlns:w15="http://schemas.microsoft.com/office/word/2012/wordml" xmlns:w16cex="http://schemas.microsoft.com/office/word/2018/wordml/cex" xmlns:w16cid="http://schemas.microsoft.com/office/word/2016/wordml/cid" xmlns:w16="http://schemas.microsoft.com/office/word/2018/wordml" xmlns:w16du="http://schemas.microsoft.com/office/word/2023/wordml/word16du" xmlns:w16sdtdh="http://schemas.microsoft.com/office/word/2020/wordml/sdtdatahash" xmlns:w16sdtfl="http://schemas.microsoft.com/office/word/2024/wordml/sdtformatlock" xmlns:w16se="http://schemas.microsoft.com/office/word/2015/wordml/symex" xmlns:wpg="http://schemas.microsoft.com/office/word/2010/wordprocessingGroup" xmlns:wpi="http://schemas.microsoft.com/office/word/2010/wordprocessingInk" xmlns:wne="http://schemas.microsoft.com/office/word/2006/wordml" xmlns:wps="http://schemas.microsoft.com/office/word/2010/wordprocessingShape" mc:Ignorable="w14 w15 w16se w16cid w16 w16cex w16sdtdh w16sdtfl w16du wp14">
+  <w:p>
+    <w:pPr>
+      <w:pStyle w:val="Header"/>
+    </w:pPr>
+  </w:p>
   <w:tbl>
     <w:tblPr>
       <w:tblW w:w="0" w:type="auto"/>
       <w:tblLook w:val="04A0" w:firstRow="1" w:lastRow="0" w:firstColumn="1" w:lastColumn="0" w:noHBand="0" w:noVBand="1"/>
     </w:tblPr>
     <w:tblGrid>
-      <w:gridCol w:w="4845"/>
-      <w:gridCol w:w="4397"/>
+      <w:gridCol w:w="5040"/>
+      <w:gridCol w:w="5040"/>
     </w:tblGrid>
     <w:tr>
       <w:trPr>
@@ -858,9 +1261,6 @@
           </w:tcBorders>
         </w:tcPr>
         <w:p>
-          <w:pPr>
-            <w:spacing w:line="254" w:lineRule="auto"/>
-          </w:pPr>
           <w:r>
             <w:rPr>
               <w:noProof/>
@@ -868,7 +1268,7 @@
             <mc:AlternateContent>
               <mc:Choice Requires="wps">
                 <w:drawing>
-                  <wp:anchor distT="45720" distB="45720" distL="114300" distR="114300" simplePos="0" relativeHeight="251659264" behindDoc="0" locked="0" layoutInCell="1" allowOverlap="1" wp14:anchorId="63CB8430" wp14:editId="119B0892">
+                  <wp:anchor distT="45720" distB="45720" distL="114300" distR="114300" simplePos="0" relativeHeight="251662848" behindDoc="0" locked="0" layoutInCell="1" allowOverlap="1" wp14:anchorId="451D4ADE" wp14:editId="64828AEB">
                     <wp:simplePos x="0" y="0"/>
                     <wp:positionH relativeFrom="column">
                       <wp:posOffset>268605</wp:posOffset>
@@ -918,7 +1318,7 @@
                                     <w:noProof/>
                                   </w:rPr>
                                   <w:drawing>
-                                    <wp:inline distT="0" distB="0" distL="0" distR="0" wp14:anchorId="3FB3518D" wp14:editId="5D4C70FA">
+                                    <wp:inline distT="0" distB="0" distL="0" distR="0" wp14:anchorId="61EA5CEF" wp14:editId="0AD47FA3">
                                       <wp:extent cx="1238250" cy="1238250"/>
                                       <wp:effectExtent l="0" t="0" r="0" b="0"/>
                                       <wp:docPr id="472585581" name="Picture 3"/>
@@ -973,11 +1373,11 @@
               </mc:Choice>
               <mc:Fallback>
                 <w:pict>
-                  <v:shapetype w14:anchorId="63CB8430" id="_x0000_t202" coordsize="21600,21600" o:spt="202" path="m,l,21600r21600,l21600,xe">
+                  <v:shapetype w14:anchorId="451D4ADE" id="_x0000_t202" coordsize="21600,21600" o:spt="202" path="m,l,21600r21600,l21600,xe">
                     <v:stroke joinstyle="miter"/>
                     <v:path gradientshapeok="t" o:connecttype="rect"/>
                   </v:shapetype>
-                  <v:shape id="Text Box 2" o:spid="_x0000_s1026" type="#_x0000_t202" style="position:absolute;margin-left:21.15pt;margin-top:14.35pt;width:197.95pt;height:109.5pt;z-index:251659264;visibility:visible;mso-wrap-style:square;mso-width-percent:0;mso-height-percent:0;mso-wrap-distance-left:9pt;mso-wrap-distance-top:3.6pt;mso-wrap-distance-right:9pt;mso-wrap-distance-bottom:3.6pt;mso-position-horizontal:absolute;mso-position-horizontal-relative:text;mso-position-vertical:absolute;mso-position-vertical-relative:text;mso-width-percent:0;mso-height-percent:0;mso-width-relative:margin;mso-height-relative:margin;v-text-anchor:top" o:gfxdata="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" stroked="f">
+                  <v:shape id="Text Box 2" o:spid="_x0000_s1026" type="#_x0000_t202" style="position:absolute;margin-left:21.15pt;margin-top:14.35pt;width:197.95pt;height:109.5pt;z-index:251662848;visibility:visible;mso-wrap-style:square;mso-width-percent:0;mso-height-percent:0;mso-wrap-distance-left:9pt;mso-wrap-distance-top:3.6pt;mso-wrap-distance-right:9pt;mso-wrap-distance-bottom:3.6pt;mso-position-horizontal:absolute;mso-position-horizontal-relative:text;mso-position-vertical:absolute;mso-position-vertical-relative:text;mso-width-percent:0;mso-height-percent:0;mso-width-relative:margin;mso-height-relative:margin;v-text-anchor:top" o:gfxdata="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" stroked="f">
                     <v:textbox>
                       <w:txbxContent>
                         <w:p>
@@ -989,7 +1389,7 @@
                               <w:noProof/>
                             </w:rPr>
                             <w:drawing>
-                              <wp:inline distT="0" distB="0" distL="0" distR="0" wp14:anchorId="3FB3518D" wp14:editId="5D4C70FA">
+                              <wp:inline distT="0" distB="0" distL="0" distR="0" wp14:anchorId="61EA5CEF" wp14:editId="0AD47FA3">
                                 <wp:extent cx="1238250" cy="1238250"/>
                                 <wp:effectExtent l="0" t="0" r="0" b="0"/>
                                 <wp:docPr id="472585581" name="Picture 3"/>
@@ -1047,7 +1447,6 @@
         </w:tcPr>
         <w:p>
           <w:pPr>
-            <w:spacing w:line="254" w:lineRule="auto"/>
             <w:jc w:val="right"/>
             <w:rPr>
               <w:sz w:val="15"/>
@@ -1065,7 +1464,19 @@
               <w:sz w:val="16"/>
             </w:rPr>
             <w:br/>
-            <w:t>Registered NPC: 2026/521895/08 | Tax Reference: 9322812265</w:t>
+            <w:t>Registered NPC: 2026/521895/</w:t>
+          </w:r>
+          <w:r>
+            <w:rPr>
+              <w:sz w:val="16"/>
+            </w:rPr>
+            <w:t>08 | Tax</w:t>
+          </w:r>
+          <w:r>
+            <w:rPr>
+              <w:sz w:val="16"/>
+            </w:rPr>
+            <w:t xml:space="preserve"> Reference: 9322812265</w:t>
           </w:r>
           <w:r>
             <w:rPr>
@@ -1077,7 +1488,6 @@
         </w:p>
         <w:p>
           <w:pPr>
-            <w:spacing w:line="254" w:lineRule="auto"/>
             <w:jc w:val="right"/>
             <w:rPr>
               <w:sz w:val="15"/>
@@ -1092,7 +1502,6 @@
         </w:p>
         <w:p>
           <w:pPr>
-            <w:spacing w:line="254" w:lineRule="auto"/>
             <w:jc w:val="right"/>
           </w:pPr>
           <w:r>
@@ -1106,17 +1515,17 @@
               <w:sz w:val="15"/>
             </w:rPr>
             <w:br/>
+          </w:r>
+          <w:r>
+            <w:rPr>
+              <w:sz w:val="15"/>
+            </w:rPr>
             <w:t>info@africansolidaritycivic.org | www.africansolidaritycivic.org</w:t>
           </w:r>
         </w:p>
       </w:tc>
     </w:tr>
   </w:tbl>
-  <w:p>
-    <w:pPr>
-      <w:pStyle w:val="Header"/>
-    </w:pPr>
-  </w:p>
 </w:hdr>
 </file>
 
@@ -1714,7 +2123,7 @@
     <w:qFormat/>
     <w:rsid w:val="00FC693F"/>
     <w:pPr>
-      <w:spacing w:after="100" w:line="259" w:lineRule="auto"/>
+      <w:spacing w:after="100" w:line="254" w:lineRule="auto"/>
     </w:pPr>
     <w:rPr>
       <w:rFonts w:ascii="Aptos" w:hAnsi="Aptos"/>

--- a/Governance Documents/ASCO PAIA Manual 2026.docx
+++ b/Governance Documents/ASCO PAIA Manual 2026.docx
@@ -267,7 +267,7 @@
         <w:rPr>
           <w:sz w:val="21"/>
         </w:rPr>
-        <w:t>African Solidarity Civic Organisation NPC (ASCO NPC) is a South African Non-Profit Company, CIPC registration 2026/521895/08, SARS income tax reference 9322812265, with its public address at 49 Rif Road, Manor Gardens, Durban, KwaZulu-Natal, 4001. ASCO’s SARS PBO and Section 18A applications remain pending; neither approval is claimed by this document.</w:t>
+        <w:t>African Solidarity Civic Organisation NPC (ASCO NPC) is a South African Non-Profit Company, CIPC registration 2026/521895/08, SARS income tax reference 9322812265, with its public address at 49 Rif Road, Manor Gardens, Durban, KwaZulu-Natal, 4001. ASCO is an approved Public Benefit Organisation (SARS PBO Reference No. 930092287). ASCO’s Section 18A application remains pending; no Section 18A tax-deductible receipt may be issued until approval is granted.</w:t>
       </w:r>
     </w:p>
     <w:p>

--- a/Governance Documents/ASCO PAIA Manual 2026.docx
+++ b/Governance Documents/ASCO PAIA Manual 2026.docx
@@ -143,7 +143,7 @@
           </w:tcPr>
           <w:p>
             <w:r>
-              <w:t>16 September 2026</w:t>
+              <w:t>12 October 2026</w:t>
             </w:r>
           </w:p>
         </w:tc>
@@ -268,6 +268,11 @@
           <w:sz w:val="21"/>
         </w:rPr>
         <w:t>African Solidarity Civic Organisation NPC (ASCO NPC) is a South African Non-Profit Company, CIPC registration 2026/521895/08, SARS income tax reference 9322812265, with its public address at 49 Rif Road, Manor Gardens, Durban, KwaZulu-Natal, 4001. ASCO is an approved Public Benefit Organisation (SARS PBO Reference No. 930092287). ASCO’s Section 18A application remains pending; no Section 18A tax-deductible receipt may be issued until approval is granted.</w:t>
+      </w:r>
+    </w:p>
+    <w:p>
+      <w:r>
+        <w:t>Updated: 2 October 2026 — PBO status and related current information harmonised.</w:t>
       </w:r>
     </w:p>
     <w:p>
@@ -702,7 +707,7 @@
                 <w:b/>
                 <w:bCs/>
               </w:rPr>
-              <w:t>6 September 2026</w:t>
+              <w:t>2 October 2026</w:t>
             </w:r>
             <w:r>
               <w:br/>
@@ -845,7 +850,7 @@
                 <w:b/>
                 <w:bCs/>
               </w:rPr>
-              <w:t>6 September 2026</w:t>
+              <w:t>2 October 2026</w:t>
             </w:r>
             <w:r>
               <w:br/>
@@ -980,7 +985,7 @@
                 <w:b/>
                 <w:bCs/>
               </w:rPr>
-              <w:t>6 September 2026</w:t>
+              <w:t>2 October 2026</w:t>
             </w:r>
             <w:r>
               <w:br/>
@@ -1111,7 +1116,7 @@
                 <w:b/>
                 <w:bCs/>
               </w:rPr>
-              <w:t>6 September 2026</w:t>
+              <w:t>2 October 2026</w:t>
             </w:r>
             <w:r>
               <w:br/>
